--- a/seed-downloads/life-admin-letter-kit.docx
+++ b/seed-downloads/life-admin-letter-kit.docx
@@ -101,6 +101,203 @@
     <w:p>
       <w:r>
         <w:t>This kit gives you a clear path. It does not make a decision for the person reading your papers.</w:t>
+      </w:r>
+    </w:p>
+    <w:p>
+      <w:pPr>
+        <w:pStyle w:val="Heading1"/>
+      </w:pPr>
+      <w:r>
+        <w:t>Included Templates and Tools In This Kit</w:t>
+      </w:r>
+    </w:p>
+    <w:p>
+      <w:r>
+        <w:t>This is one direct paid download. The items below are included inside this kit; you do not need to buy them separately or use the free Studio first.</w:t>
+      </w:r>
+    </w:p>
+    <w:p>
+      <w:pPr>
+        <w:pStyle w:val="Heading2"/>
+      </w:pPr>
+      <w:r>
+        <w:t>Address Verification Letter</w:t>
+      </w:r>
+    </w:p>
+    <w:p>
+      <w:r>
+        <w:t>Use this included tool when your situation involves address verification letter. Fill in only true facts, attach real supporting documents if useful, review the wording, and send it yourself when ready.</w:t>
+      </w:r>
+    </w:p>
+    <w:p>
+      <w:r>
+        <w:t>Template starter:</w:t>
+      </w:r>
+    </w:p>
+    <w:p>
+      <w:r>
+        <w:t>I am writing to explain or organize information related to address verification letter. The truthful facts are: [fill in your facts]. The supporting documents I am including are: [list real documents].</w:t>
+      </w:r>
+    </w:p>
+    <w:p>
+      <w:pPr>
+        <w:pStyle w:val="Heading2"/>
+      </w:pPr>
+      <w:r>
+        <w:t>Proof Of Residency Letter</w:t>
+      </w:r>
+    </w:p>
+    <w:p>
+      <w:r>
+        <w:t>Use this included tool when your situation involves proof of residency letter. Fill in only true facts, attach real supporting documents if useful, review the wording, and send it yourself when ready.</w:t>
+      </w:r>
+    </w:p>
+    <w:p>
+      <w:r>
+        <w:t>Template starter:</w:t>
+      </w:r>
+    </w:p>
+    <w:p>
+      <w:r>
+        <w:t>I am writing to explain or organize information related to proof of residency letter. The truthful facts are: [fill in your facts]. The supporting documents I am including are: [list real documents].</w:t>
+      </w:r>
+    </w:p>
+    <w:p>
+      <w:pPr>
+        <w:pStyle w:val="Heading2"/>
+      </w:pPr>
+      <w:r>
+        <w:t>Name/Address Explanation</w:t>
+      </w:r>
+    </w:p>
+    <w:p>
+      <w:r>
+        <w:t>Use this included tool when your situation involves name/address explanation. Fill in only true facts, attach real supporting documents if useful, review the wording, and send it yourself when ready.</w:t>
+      </w:r>
+    </w:p>
+    <w:p>
+      <w:r>
+        <w:t>Template starter:</w:t>
+      </w:r>
+    </w:p>
+    <w:p>
+      <w:r>
+        <w:t>I am writing to explain or organize information related to name/address explanation. The truthful facts are: [fill in your facts]. The supporting documents I am including are: [list real documents].</w:t>
+      </w:r>
+    </w:p>
+    <w:p>
+      <w:pPr>
+        <w:pStyle w:val="Heading2"/>
+      </w:pPr>
+      <w:r>
+        <w:t>Identity Document Checklist</w:t>
+      </w:r>
+    </w:p>
+    <w:p>
+      <w:r>
+        <w:t>Use this included tool when your situation involves identity document checklist. Fill in only true facts, attach real supporting documents if useful, review the wording, and send it yourself when ready.</w:t>
+      </w:r>
+    </w:p>
+    <w:p>
+      <w:r>
+        <w:t>Template starter:</w:t>
+      </w:r>
+    </w:p>
+    <w:p>
+      <w:r>
+        <w:t>I am writing to explain or organize information related to identity document checklist. The truthful facts are: [fill in your facts]. The supporting documents I am including are: [list real documents].</w:t>
+      </w:r>
+    </w:p>
+    <w:p>
+      <w:pPr>
+        <w:pStyle w:val="Heading2"/>
+      </w:pPr>
+      <w:r>
+        <w:t>School/Employer Request Letter</w:t>
+      </w:r>
+    </w:p>
+    <w:p>
+      <w:r>
+        <w:t>Use this included tool when your situation involves school/employer request letter. Fill in only true facts, attach real supporting documents if useful, review the wording, and send it yourself when ready.</w:t>
+      </w:r>
+    </w:p>
+    <w:p>
+      <w:r>
+        <w:t>Template starter:</w:t>
+      </w:r>
+    </w:p>
+    <w:p>
+      <w:r>
+        <w:t>I am writing to explain or organize information related to school/employer request letter. The truthful facts are: [fill in your facts]. The supporting documents I am including are: [list real documents].</w:t>
+      </w:r>
+    </w:p>
+    <w:p>
+      <w:pPr>
+        <w:pStyle w:val="Heading2"/>
+      </w:pPr>
+      <w:r>
+        <w:t>Benefits Explanation Letter</w:t>
+      </w:r>
+    </w:p>
+    <w:p>
+      <w:r>
+        <w:t>Use this included tool when your situation involves benefits explanation letter. Fill in only true facts, attach real supporting documents if useful, review the wording, and send it yourself when ready.</w:t>
+      </w:r>
+    </w:p>
+    <w:p>
+      <w:r>
+        <w:t>Template starter:</w:t>
+      </w:r>
+    </w:p>
+    <w:p>
+      <w:r>
+        <w:t>I am writing to explain or organize information related to benefits explanation letter. The truthful facts are: [fill in your facts]. The supporting documents I am including are: [list real documents].</w:t>
+      </w:r>
+    </w:p>
+    <w:p>
+      <w:pPr>
+        <w:pStyle w:val="Heading2"/>
+      </w:pPr>
+      <w:r>
+        <w:t>Utility/Account Explanation Letter</w:t>
+      </w:r>
+    </w:p>
+    <w:p>
+      <w:r>
+        <w:t>Use this included tool when your situation involves utility/account explanation letter. Fill in only true facts, attach real supporting documents if useful, review the wording, and send it yourself when ready.</w:t>
+      </w:r>
+    </w:p>
+    <w:p>
+      <w:r>
+        <w:t>Template starter:</w:t>
+      </w:r>
+    </w:p>
+    <w:p>
+      <w:r>
+        <w:t>I am writing to explain or organize information related to utility/account explanation letter. The truthful facts are: [fill in your facts]. The supporting documents I am including are: [list real documents].</w:t>
+      </w:r>
+    </w:p>
+    <w:p>
+      <w:pPr>
+        <w:pStyle w:val="Heading2"/>
+      </w:pPr>
+      <w:r>
+        <w:t>General Records Request Letter</w:t>
+      </w:r>
+    </w:p>
+    <w:p>
+      <w:r>
+        <w:t>Use this included tool when your situation involves general records request letter. Fill in only true facts, attach real supporting documents if useful, review the wording, and send it yourself when ready.</w:t>
+      </w:r>
+    </w:p>
+    <w:p>
+      <w:r>
+        <w:t>Template starter:</w:t>
+      </w:r>
+    </w:p>
+    <w:p>
+      <w:r>
+        <w:t>I am writing to explain or organize information related to general records request letter. The truthful facts are: [fill in your facts]. The supporting documents I am including are: [list real documents].</w:t>
       </w:r>
     </w:p>
     <w:p>
